--- a/Andres-Suarez-CV.docx
+++ b/Andres-Suarez-CV.docx
@@ -828,6 +828,87 @@
           <w:szCs w:val="21"/>
         </w:rPr>
         <w:t xml:space="preserve">Diseñé y desarrollé un juego de estrategia tipo tower defense jugable en el navegador: 15 oleadas, jefes con varias fases, torres con mejoras y especializaciones, habilidades con enfriamiento, tutorial interactivo y partida guardada.</w:t>
+      </w:r>
+    </w:p>
+    <w:p>
+      <w:pPr>
+        <w:spacing w:after="20"/>
+      </w:pPr>
+      <w:r>
+        <w:rPr>
+          <w:rFonts w:ascii="Calibri" w:cs="Calibri" w:eastAsia="Calibri" w:hAnsi="Calibri"/>
+          <w:b/>
+          <w:bCs/>
+          <w:i w:val="false"/>
+          <w:iCs w:val="false"/>
+          <w:sz w:val="21"/>
+          <w:szCs w:val="21"/>
+        </w:rPr>
+        <w:t>Arcadia — Sala de juegos</w:t>
+      </w:r>
+      <w:r>
+        <w:rPr>
+          <w:rFonts w:ascii="Calibri" w:cs="Calibri" w:eastAsia="Calibri" w:hAnsi="Calibri"/>
+          <w:b w:val="false"/>
+          <w:bCs w:val="false"/>
+          <w:i w:val="false"/>
+          <w:iCs w:val="false"/>
+          <w:sz w:val="21"/>
+          <w:szCs w:val="21"/>
+        </w:rPr>
+        <w:t xml:space="preserve"> — </w:t>
+      </w:r>
+      <w:hyperlink r:id="rId8" w:history="1">
+        <w:r>
+          <w:rPr>
+            <w:rFonts w:ascii="Calibri" w:cs="Calibri" w:eastAsia="Calibri" w:hAnsi="Calibri"/>
+            <w:color w:val="0563C1"/>
+            <w:sz w:val="21"/>
+            <w:szCs w:val="21"/>
+            <w:u w:val="single"/>
+          </w:rPr>
+          <w:t xml:space="preserve">arcadia-brown-omega.vercel.app</w:t>
+        </w:r>
+      </w:hyperlink>
+    </w:p>
+    <w:p>
+      <w:pPr>
+        <w:spacing w:after="160"/>
+      </w:pPr>
+      <w:r>
+        <w:rPr>
+          <w:rFonts w:ascii="Calibri" w:cs="Calibri" w:eastAsia="Calibri" w:hAnsi="Calibri"/>
+          <w:b w:val="false"/>
+          <w:bCs w:val="false"/>
+          <w:i/>
+          <w:iCs/>
+          <w:color w:val="444444"/>
+          <w:sz w:val="19"/>
+          <w:szCs w:val="19"/>
+        </w:rPr>
+        <w:t>JavaScript · Three.js · Supabase · Multijugador en tiempo real · 2D y 3D · Celular como control · Sin instalación</w:t>
+      </w:r>
+    </w:p>
+    <w:p>
+      <w:pPr>
+        <w:pStyle w:val="ListParagraph"/>
+        <w:numPr>
+          <w:ilvl w:val="0"/>
+          <w:numId w:val="1"/>
+        </w:numPr>
+        <w:spacing w:after="160"/>
+      </w:pPr>
+      <w:r>
+        <w:rPr>
+          <w:rFonts w:ascii="Calibri" w:cs="Calibri" w:eastAsia="Calibri" w:hAnsi="Calibri"/>
+          <w:b w:val="false"/>
+          <w:bCs w:val="false"/>
+          <w:i w:val="false"/>
+          <w:iCs w:val="false"/>
+          <w:sz w:val="21"/>
+          <w:szCs w:val="21"/>
+        </w:rPr>
+        <w:t>Diseñé y desarrollé una sala de juegos multijugador para jugar en grupo: la pantalla (TV o computador) muestra el juego y hasta 8 jugadores se unen desde su celular, sin instalar nada, mediante código de sala o QR. Incluye carreras, plataformas, aventura 3D, arena, estrategia, trivia, arcade con minijuegos y modo torneo.</w:t>
       </w:r>
     </w:p>
     <w:p>

--- a/Andres-Suarez-CV.docx
+++ b/Andres-Suarez-CV.docx
@@ -296,7 +296,7 @@
           <w:sz w:val="21"/>
           <w:szCs w:val="21"/>
         </w:rPr>
-        <w:t xml:space="preserve">Desarrollé 3 plataformas e-commerce completas: carrito, gestión de inventario, panel admin y analytics en tiempo real.</w:t>
+        <w:t>Desarrollé plataformas e-commerce completas: carrito, gestión de inventario, panel admin y analytics en tiempo real.</w:t>
       </w:r>
     </w:p>
     <w:p>
@@ -332,7 +332,7 @@
           <w:sz w:val="21"/>
           <w:szCs w:val="21"/>
         </w:rPr>
-        <w:t xml:space="preserve">Optimicé rendimiento de aplicaciones legacy logrando mejoras del 40% en tiempos de carga (caching, CDN, query optimization).</w:t>
+        <w:t>Optimicé rendimiento de aplicaciones legacy logrando mejoras en tiempos de carga (caching, CDN, query optimization).</w:t>
       </w:r>
     </w:p>
     <w:p>
@@ -441,7 +441,7 @@
           <w:sz w:val="21"/>
           <w:szCs w:val="21"/>
         </w:rPr>
-        <w:t xml:space="preserve">Desarrollé módulos del sistema de Historia Clínica Electrónica (HCE) con Laravel y PostgreSQL, sirviendo a más de 5 centros médicos y procesando +10.000 consultas/mes.</w:t>
+        <w:t>Desarrollé módulos del sistema de Historia Clínica Electrónica (HCE) con Laravel y PostgreSQL, utilizados por múltiples centros médicos.</w:t>
       </w:r>
     </w:p>
     <w:p>
@@ -495,7 +495,7 @@
           <w:sz w:val="21"/>
           <w:szCs w:val="21"/>
         </w:rPr>
-        <w:t xml:space="preserve">Optimicé consultas complejas en PostgreSQL, mejorando el rendimiento del sistema en un 35%.</w:t>
+        <w:t>Optimicé consultas complejas en PostgreSQL, mejorando el rendimiento del sistema.</w:t>
       </w:r>
     </w:p>
     <w:p>
@@ -958,7 +958,7 @@
           <w:sz w:val="21"/>
           <w:szCs w:val="21"/>
         </w:rPr>
-        <w:t xml:space="preserve">Sistema de gestión clínica: pacientes, historial médico, citas con notificaciones automáticas, panel médico y reportes. Microservicios con autenticación multirrol. Mejoró la eficiencia operativa del consultorio en un 60%.</w:t>
+        <w:t>Sistema de gestión clínica: pacientes, historial médico, citas con notificaciones automáticas, panel médico y reportes. Microservicios con autenticación multirrol.</w:t>
       </w:r>
     </w:p>
     <w:p>
@@ -1008,7 +1008,7 @@
           <w:sz w:val="21"/>
           <w:szCs w:val="21"/>
         </w:rPr>
-        <w:t xml:space="preserve">E-commerce full-featured: SPA en React con Context API, API REST por capas, JWT con refresh tokens, roles granulares, pasarelas de pago y dashboard de analytics en tiempo real. Procesó +USD 5.000 en transacciones en los primeros 3 meses.</w:t>
+        <w:t>E-commerce full-featured: SPA en React con Context API, API REST por capas, JWT con refresh tokens, roles granulares, pasarelas de pago y dashboard de analytics en tiempo real.</w:t>
       </w:r>
     </w:p>
     <w:p>
